--- a/builds/sm3/u0/Unit 0 Lesson 5.docx
+++ b/builds/sm3/u0/Unit 0 Lesson 5.docx
@@ -9,18 +9,20 @@
       <w:r>
         <w:rPr>
           <w:b/>
-          <w:sz w:val="28"/>
+          <w:color w:val="143A6B"/>
+          <w:sz w:val="32"/>
         </w:rPr>
         <w:t>Unit 0 Lesson 5</w:t>
       </w:r>
     </w:p>
     <w:p>
       <w:pPr>
-        <w:spacing w:after="80"/>
+        <w:spacing w:after="120"/>
       </w:pPr>
       <w:r>
         <w:rPr>
           <w:b/>
+          <w:color w:val="B13E0F"/>
           <w:sz w:val="22"/>
         </w:rPr>
         <w:t>Topic: Revision + Test</w:t>
@@ -33,6 +35,7 @@
       <w:r>
         <w:rPr>
           <w:b/>
+          <w:color w:val="143A6B"/>
           <w:sz w:val="20"/>
         </w:rPr>
         <w:t>Aims:</w:t>
@@ -45,9 +48,10 @@
       <w:r>
         <w:rPr>
           <w:b w:val="0"/>
+          <w:color w:val="1F2937"/>
           <w:sz w:val="20"/>
         </w:rPr>
-        <w:t>Revise the whole unit</w:t>
+        <w:t>•  Revise the whole unit</w:t>
       </w:r>
     </w:p>
     <w:p>
@@ -57,9 +61,10 @@
       <w:r>
         <w:rPr>
           <w:b w:val="0"/>
+          <w:color w:val="1F2937"/>
           <w:sz w:val="20"/>
         </w:rPr>
-        <w:t>Do the unit test</w:t>
+        <w:t>•  Do the unit test</w:t>
       </w:r>
     </w:p>
     <w:p>
@@ -69,9 +74,10 @@
       <w:r>
         <w:rPr>
           <w:b w:val="0"/>
+          <w:color w:val="1F2937"/>
           <w:sz w:val="20"/>
         </w:rPr>
-        <w:t>See what you can do now</w:t>
+        <w:t>•  See what you can do now</w:t>
       </w:r>
     </w:p>
     <w:p>
@@ -81,6 +87,7 @@
       <w:r>
         <w:rPr>
           <w:b w:val="0"/>
+          <w:color w:val="1F2937"/>
           <w:sz w:val="20"/>
         </w:rPr>
       </w:r>
@@ -92,6 +99,7 @@
       <w:r>
         <w:rPr>
           <w:b/>
+          <w:color w:val="143A6B"/>
           <w:sz w:val="20"/>
         </w:rPr>
         <w:t>HOMEWORK:</w:t>
@@ -103,7 +111,8 @@
       </w:pPr>
       <w:r>
         <w:rPr>
-          <w:b w:val="0"/>
+          <w:b/>
+          <w:color w:val="1F2937"/>
           <w:sz w:val="20"/>
         </w:rPr>
         <w:t>Домашнее задание на платформе. Название: NO HW - the unit is finished</w:t>
@@ -116,6 +125,7 @@
       <w:r>
         <w:rPr>
           <w:b w:val="0"/>
+          <w:color w:val="1F2937"/>
           <w:sz w:val="20"/>
         </w:rPr>
         <w:t>Зайдите на платформу, добавьте урок, войдите в Мой класс и впишите домашнее задание.</w:t>
@@ -127,27 +137,44 @@
         <w:tblW w:type="auto" w:w="0"/>
         <w:tblLayout w:type="fixed"/>
         <w:tblLook w:firstColumn="1" w:firstRow="1" w:lastColumn="0" w:lastRow="0" w:noHBand="0" w:noVBand="1" w:val="04A0"/>
+        <w:tblBorders>
+          <w:top w:val="single" w:sz="4" w:space="0" w:color="C9D4E4"/>
+          <w:left w:val="single" w:sz="4" w:space="0" w:color="C9D4E4"/>
+          <w:bottom w:val="single" w:sz="4" w:space="0" w:color="C9D4E4"/>
+          <w:right w:val="single" w:sz="4" w:space="0" w:color="C9D4E4"/>
+          <w:insideH w:val="single" w:sz="4" w:space="0" w:color="C9D4E4"/>
+          <w:insideV w:val="single" w:sz="4" w:space="0" w:color="C9D4E4"/>
+        </w:tblBorders>
+        <w:tblCellMar>
+          <w:top w:w="60" w:type="dxa"/>
+          <w:left w:w="90" w:type="dxa"/>
+          <w:bottom w:w="60" w:type="dxa"/>
+          <w:right w:w="90" w:type="dxa"/>
+        </w:tblCellMar>
+        <w:tblLayout w:type="fixed"/>
       </w:tblPr>
       <w:tblGrid>
-        <w:gridCol w:w="3501"/>
-        <w:gridCol w:w="3501"/>
-        <w:gridCol w:w="3501"/>
-        <w:gridCol w:w="3501"/>
+        <w:gridCol w:w="1474"/>
+        <w:gridCol w:w="1020"/>
+        <w:gridCol w:w="7314"/>
+        <w:gridCol w:w="4195"/>
       </w:tblGrid>
       <w:tr>
         <w:tc>
           <w:tcPr>
-            <w:tcW w:type="dxa" w:w="1417"/>
+            <w:tcW w:type="dxa" w:w="1474"/>
+            <w:shd w:val="clear" w:color="auto" w:fill="1F3A6B"/>
           </w:tcPr>
           <w:p>
             <w:pPr>
-              <w:spacing w:after="20"/>
+              <w:spacing w:after="40"/>
             </w:pPr>
             <w:r/>
             <w:r>
               <w:rPr>
                 <w:b/>
-                <w:sz w:val="18"/>
+                <w:color w:val="FFFFFF"/>
+                <w:sz w:val="20"/>
               </w:rPr>
               <w:t>Stage</w:t>
             </w:r>
@@ -155,17 +182,20 @@
         </w:tc>
         <w:tc>
           <w:tcPr>
-            <w:tcW w:type="dxa" w:w="1247"/>
+            <w:tcW w:type="dxa" w:w="1020"/>
+            <w:shd w:val="clear" w:color="auto" w:fill="1F3A6B"/>
           </w:tcPr>
           <w:p>
             <w:pPr>
-              <w:spacing w:after="20"/>
+              <w:spacing w:after="40"/>
+              <w:jc w:val="center"/>
             </w:pPr>
             <w:r/>
             <w:r>
               <w:rPr>
                 <w:b/>
-                <w:sz w:val="18"/>
+                <w:color w:val="FFFFFF"/>
+                <w:sz w:val="20"/>
               </w:rPr>
               <w:t>Time</w:t>
             </w:r>
@@ -173,17 +203,19 @@
         </w:tc>
         <w:tc>
           <w:tcPr>
-            <w:tcW w:type="dxa" w:w="7087"/>
+            <w:tcW w:type="dxa" w:w="7313"/>
+            <w:shd w:val="clear" w:color="auto" w:fill="1F3A6B"/>
           </w:tcPr>
           <w:p>
             <w:pPr>
-              <w:spacing w:after="20"/>
+              <w:spacing w:after="40"/>
             </w:pPr>
             <w:r/>
             <w:r>
               <w:rPr>
                 <w:b/>
-                <w:sz w:val="18"/>
+                <w:color w:val="FFFFFF"/>
+                <w:sz w:val="20"/>
               </w:rPr>
               <w:t>Tasks</w:t>
             </w:r>
@@ -191,17 +223,19 @@
         </w:tc>
         <w:tc>
           <w:tcPr>
-            <w:tcW w:type="dxa" w:w="4819"/>
+            <w:tcW w:type="dxa" w:w="4195"/>
+            <w:shd w:val="clear" w:color="auto" w:fill="1F3A6B"/>
           </w:tcPr>
           <w:p>
             <w:pPr>
-              <w:spacing w:after="20"/>
+              <w:spacing w:after="40"/>
             </w:pPr>
             <w:r/>
             <w:r>
               <w:rPr>
                 <w:b/>
-                <w:sz w:val="18"/>
+                <w:color w:val="FFFFFF"/>
+                <w:sz w:val="20"/>
               </w:rPr>
               <w:t>Alternative</w:t>
             </w:r>
@@ -211,17 +245,19 @@
       <w:tr>
         <w:tc>
           <w:tcPr>
-            <w:tcW w:type="dxa" w:w="1417"/>
+            <w:tcW w:type="dxa" w:w="1474"/>
+            <w:shd w:val="clear" w:color="auto" w:fill="F3F7FC"/>
           </w:tcPr>
           <w:p>
             <w:pPr>
-              <w:spacing w:after="20"/>
+              <w:spacing w:after="40"/>
             </w:pPr>
             <w:r/>
             <w:r>
               <w:rPr>
                 <w:b/>
-                <w:sz w:val="18"/>
+                <w:color w:val="143A6B"/>
+                <w:sz w:val="20"/>
               </w:rPr>
               <w:t>Warm-up</w:t>
             </w:r>
@@ -229,17 +265,19 @@
         </w:tc>
         <w:tc>
           <w:tcPr>
-            <w:tcW w:type="dxa" w:w="1247"/>
+            <w:tcW w:type="dxa" w:w="1020"/>
           </w:tcPr>
           <w:p>
             <w:pPr>
-              <w:spacing w:after="20"/>
+              <w:spacing w:after="40"/>
+              <w:jc w:val="center"/>
             </w:pPr>
             <w:r/>
             <w:r>
               <w:rPr>
-                <w:b w:val="0"/>
-                <w:sz w:val="18"/>
+                <w:b/>
+                <w:color w:val="143A6B"/>
+                <w:sz w:val="20"/>
               </w:rPr>
               <w:t>3-5</w:t>
             </w:r>
@@ -247,17 +285,19 @@
         </w:tc>
         <w:tc>
           <w:tcPr>
-            <w:tcW w:type="dxa" w:w="7087"/>
+            <w:tcW w:type="dxa" w:w="7313"/>
           </w:tcPr>
           <w:p>
             <w:pPr>
-              <w:spacing w:after="20"/>
+              <w:spacing w:after="40"/>
             </w:pPr>
             <w:r/>
             <w:r>
               <w:rPr>
                 <w:b w:val="0"/>
-                <w:sz w:val="18"/>
+                <w:i w:val="0"/>
+                <w:color w:val="1F2937"/>
+                <w:sz w:val="19"/>
               </w:rPr>
               <w:t>Ask students about their mood, if they have anything new, anything interesting, etc.</w:t>
             </w:r>
@@ -265,28 +305,33 @@
         </w:tc>
         <w:tc>
           <w:tcPr>
-            <w:tcW w:type="dxa" w:w="4819"/>
+            <w:tcW w:type="dxa" w:w="4195"/>
           </w:tcPr>
           <w:p>
             <w:pPr>
-              <w:spacing w:after="20"/>
+              <w:spacing w:after="40"/>
             </w:pPr>
             <w:r/>
-            <w:r>
-              <w:rPr>
-                <w:b w:val="0"/>
-                <w:sz w:val="18"/>
-              </w:rPr>
-              <w:t>Baamboozle - name 3 https://www.baamboozle.com/game/202322</w:t>
-            </w:r>
+            <w:hyperlink r:id="rId9">
+              <w:r>
+                <w:rPr>
+                  <w:color w:val="1155CC"/>
+                  <w:sz w:val="18"/>
+                  <w:u w:val="single"/>
+                </w:rPr>
+                <w:t xml:space="preserve">Baamboozle — name 3</w:t>
+              </w:r>
+            </w:hyperlink>
           </w:p>
           <w:p>
             <w:pPr>
-              <w:spacing w:after="20"/>
+              <w:spacing w:after="40"/>
             </w:pPr>
             <w:r>
               <w:rPr>
                 <w:b w:val="0"/>
+                <w:i/>
+                <w:color w:val="5A6372"/>
                 <w:sz w:val="18"/>
               </w:rPr>
               <w:t>Hangman</w:t>
@@ -294,11 +339,13 @@
           </w:p>
           <w:p>
             <w:pPr>
-              <w:spacing w:after="20"/>
+              <w:spacing w:after="40"/>
             </w:pPr>
             <w:r>
               <w:rPr>
                 <w:b w:val="0"/>
+                <w:i/>
+                <w:color w:val="5A6372"/>
                 <w:sz w:val="18"/>
               </w:rPr>
               <w:t>“Simon says…”</w:t>
@@ -309,17 +356,19 @@
       <w:tr>
         <w:tc>
           <w:tcPr>
-            <w:tcW w:type="dxa" w:w="1417"/>
+            <w:tcW w:type="dxa" w:w="1474"/>
+            <w:shd w:val="clear" w:color="auto" w:fill="F3F7FC"/>
           </w:tcPr>
           <w:p>
             <w:pPr>
-              <w:spacing w:after="20"/>
+              <w:spacing w:after="40"/>
             </w:pPr>
             <w:r/>
             <w:r>
               <w:rPr>
                 <w:b/>
-                <w:sz w:val="18"/>
+                <w:color w:val="143A6B"/>
+                <w:sz w:val="20"/>
               </w:rPr>
               <w:t>Revision\HW check</w:t>
             </w:r>
@@ -327,17 +376,19 @@
         </w:tc>
         <w:tc>
           <w:tcPr>
-            <w:tcW w:type="dxa" w:w="1247"/>
+            <w:tcW w:type="dxa" w:w="1020"/>
           </w:tcPr>
           <w:p>
             <w:pPr>
-              <w:spacing w:after="20"/>
+              <w:spacing w:after="40"/>
+              <w:jc w:val="center"/>
             </w:pPr>
             <w:r/>
             <w:r>
               <w:rPr>
-                <w:b w:val="0"/>
-                <w:sz w:val="18"/>
+                <w:b/>
+                <w:color w:val="143A6B"/>
+                <w:sz w:val="20"/>
               </w:rPr>
               <w:t>5</w:t>
             </w:r>
@@ -345,17 +396,19 @@
         </w:tc>
         <w:tc>
           <w:tcPr>
-            <w:tcW w:type="dxa" w:w="7087"/>
+            <w:tcW w:type="dxa" w:w="7313"/>
           </w:tcPr>
           <w:p>
             <w:pPr>
-              <w:spacing w:after="20"/>
+              <w:spacing w:after="40"/>
             </w:pPr>
             <w:r/>
             <w:r>
               <w:rPr>
                 <w:b w:val="0"/>
-                <w:sz w:val="18"/>
+                <w:i w:val="0"/>
+                <w:color w:val="1F2937"/>
+                <w:sz w:val="19"/>
               </w:rPr>
               <w:t>Give a little feedback on the students’ homework. Ask two or three questions from the story: Who’s got the book at the end? Who is Horax?</w:t>
             </w:r>
@@ -363,95 +416,99 @@
         </w:tc>
         <w:tc>
           <w:tcPr>
-            <w:tcW w:type="dxa" w:w="4819"/>
+            <w:tcW w:type="dxa" w:w="4195"/>
           </w:tcPr>
           <w:p>
             <w:pPr>
-              <w:spacing w:after="20"/>
+              <w:spacing w:after="40"/>
             </w:pPr>
             <w:r/>
-            <w:r>
-              <w:rPr>
-                <w:b w:val="0"/>
-                <w:sz w:val="18"/>
-              </w:rPr>
-            </w:r>
           </w:p>
         </w:tc>
       </w:tr>
       <w:tr>
         <w:tc>
           <w:tcPr>
-            <w:tcW w:type="dxa" w:w="1417"/>
+            <w:tcW w:type="dxa" w:w="1474"/>
+            <w:shd w:val="clear" w:color="auto" w:fill="F3F7FC"/>
           </w:tcPr>
           <w:p>
             <w:pPr>
-              <w:spacing w:after="20"/>
+              <w:spacing w:after="40"/>
             </w:pPr>
             <w:r/>
             <w:r>
               <w:rPr>
                 <w:b/>
-                <w:sz w:val="18"/>
+                <w:color w:val="143A6B"/>
+                <w:sz w:val="20"/>
               </w:rPr>
-              <w:t>PlAN of the lesson</w:t>
+              <w:t>PLAN of the lesson</w:t>
             </w:r>
           </w:p>
         </w:tc>
         <w:tc>
           <w:tcPr>
-            <w:tcW w:type="dxa" w:w="1247"/>
+            <w:tcW w:type="dxa" w:w="1020"/>
           </w:tcPr>
           <w:p>
             <w:pPr>
-              <w:spacing w:after="20"/>
+              <w:spacing w:after="40"/>
+              <w:jc w:val="center"/>
             </w:pPr>
             <w:r/>
             <w:r>
               <w:rPr>
-                <w:b w:val="0"/>
-                <w:sz w:val="18"/>
+                <w:b/>
+                <w:color w:val="143A6B"/>
+                <w:sz w:val="20"/>
               </w:rPr>
             </w:r>
           </w:p>
         </w:tc>
         <w:tc>
           <w:tcPr>
-            <w:tcW w:type="dxa" w:w="7087"/>
+            <w:tcW w:type="dxa" w:w="7313"/>
           </w:tcPr>
           <w:p>
             <w:pPr>
-              <w:spacing w:after="20"/>
+              <w:spacing w:after="40"/>
             </w:pPr>
             <w:r/>
             <w:r>
               <w:rPr>
                 <w:b w:val="0"/>
-                <w:sz w:val="18"/>
+                <w:i w:val="0"/>
+                <w:color w:val="1F2937"/>
+                <w:sz w:val="19"/>
               </w:rPr>
               <w:t>Revise the unit</w:t>
             </w:r>
           </w:p>
           <w:p>
             <w:pPr>
-              <w:spacing w:after="20"/>
+              <w:spacing w:after="40"/>
             </w:pPr>
             <w:r>
               <w:rPr>
                 <w:b w:val="0"/>
-                <w:sz w:val="18"/>
+                <w:i w:val="0"/>
+                <w:color w:val="1F2937"/>
+                <w:sz w:val="19"/>
               </w:rPr>
               <w:t>Do the test</w:t>
             </w:r>
           </w:p>
           <w:p>
             <w:pPr>
-              <w:spacing w:after="20"/>
+              <w:spacing w:after="40"/>
             </w:pPr>
             <w:r>
               <w:rPr>
                 <w:b w:val="0"/>
-                <w:sz w:val="18"/>
+                <w:i w:val="0"/>
+                <w:color w:val="1F2937"/>
+                <w:sz w:val="19"/>
               </w:rPr>
               <w:t>See what you can do now</w:t>
             </w:r>
@@ -459,36 +516,32 @@
         </w:tc>
         <w:tc>
           <w:tcPr>
-            <w:tcW w:type="dxa" w:w="4819"/>
+            <w:tcW w:type="dxa" w:w="4195"/>
           </w:tcPr>
           <w:p>
             <w:pPr>
-              <w:spacing w:after="20"/>
+              <w:spacing w:after="40"/>
             </w:pPr>
             <w:r/>
-            <w:r>
-              <w:rPr>
-                <w:b w:val="0"/>
-                <w:sz w:val="18"/>
-              </w:rPr>
-            </w:r>
           </w:p>
         </w:tc>
       </w:tr>
       <w:tr>
         <w:tc>
           <w:tcPr>
-            <w:tcW w:type="dxa" w:w="1417"/>
+            <w:tcW w:type="dxa" w:w="1474"/>
+            <w:shd w:val="clear" w:color="auto" w:fill="F3F7FC"/>
           </w:tcPr>
           <w:p>
             <w:pPr>
-              <w:spacing w:after="20"/>
+              <w:spacing w:after="40"/>
             </w:pPr>
             <w:r/>
             <w:r>
               <w:rPr>
                 <w:b/>
-                <w:sz w:val="18"/>
+                <w:color w:val="143A6B"/>
+                <w:sz w:val="20"/>
               </w:rPr>
               <w:t>Revision - words and numbers</w:t>
             </w:r>
@@ -496,17 +549,19 @@
         </w:tc>
         <w:tc>
           <w:tcPr>
-            <w:tcW w:type="dxa" w:w="1247"/>
+            <w:tcW w:type="dxa" w:w="1020"/>
           </w:tcPr>
           <w:p>
             <w:pPr>
-              <w:spacing w:after="20"/>
+              <w:spacing w:after="40"/>
+              <w:jc w:val="center"/>
             </w:pPr>
             <w:r/>
             <w:r>
               <w:rPr>
-                <w:b w:val="0"/>
-                <w:sz w:val="18"/>
+                <w:b/>
+                <w:color w:val="143A6B"/>
+                <w:sz w:val="20"/>
               </w:rPr>
               <w:t>5-7</w:t>
             </w:r>
@@ -514,91 +569,131 @@
         </w:tc>
         <w:tc>
           <w:tcPr>
-            <w:tcW w:type="dxa" w:w="7087"/>
+            <w:tcW w:type="dxa" w:w="7313"/>
           </w:tcPr>
           <w:p>
             <w:pPr>
-              <w:spacing w:after="20"/>
+              <w:spacing w:after="40"/>
             </w:pPr>
             <w:r/>
             <w:r>
               <w:rPr>
                 <w:b w:val="0"/>
-                <w:sz w:val="18"/>
+                <w:i w:val="0"/>
+                <w:color w:val="1F2937"/>
+                <w:sz w:val="19"/>
               </w:rPr>
               <w:t>Quick rounds, no marks - this is a warm-up before the test, keep the pace up.</w:t>
             </w:r>
           </w:p>
           <w:p>
             <w:pPr>
-              <w:spacing w:after="20"/>
+              <w:spacing w:after="40"/>
             </w:pPr>
             <w:r>
               <w:rPr>
                 <w:b w:val="0"/>
-                <w:sz w:val="18"/>
+                <w:i w:val="0"/>
+                <w:color w:val="1F2937"/>
+                <w:sz w:val="19"/>
               </w:rPr>
               <w:t>Numbers: say a number 21-100, students write it; then one student says a number for the others.</w:t>
             </w:r>
           </w:p>
           <w:p>
             <w:pPr>
-              <w:spacing w:after="20"/>
+              <w:spacing w:after="40"/>
             </w:pPr>
             <w:r>
               <w:rPr>
                 <w:b w:val="0"/>
-                <w:sz w:val="18"/>
+                <w:i w:val="0"/>
+                <w:color w:val="1F2937"/>
+                <w:sz w:val="19"/>
               </w:rPr>
               <w:t>Words: Where is your bedroom? Where is the kitchen? What is in the cellar?</w:t>
             </w:r>
           </w:p>
           <w:p>
             <w:pPr>
-              <w:spacing w:after="20"/>
+              <w:spacing w:after="40"/>
             </w:pPr>
             <w:r>
               <w:rPr>
                 <w:b w:val="0"/>
-                <w:sz w:val="18"/>
+                <w:i w:val="0"/>
+                <w:color w:val="1F2937"/>
+                <w:sz w:val="19"/>
               </w:rPr>
-              <w:t>Family: use the tree from SB p. 7 - Who is Nick’s grandmother? Who is Zoe’s sister?</w:t>
+              <w:t xml:space="preserve">Family: use the tree from </w:t>
+            </w:r>
+            <w:r>
+              <w:rPr>
+                <w:b/>
+                <w:i w:val="0"/>
+                <w:color w:val="143A6B"/>
+                <w:sz w:val="19"/>
+              </w:rPr>
+              <w:t>SB p. 7</w:t>
+            </w:r>
+            <w:r>
+              <w:rPr>
+                <w:b w:val="0"/>
+                <w:i w:val="0"/>
+                <w:color w:val="1F2937"/>
+                <w:sz w:val="19"/>
+              </w:rPr>
+              <w:t xml:space="preserve"> - Who is Nick’s grandmother? Who is Zoe’s sister?</w:t>
             </w:r>
           </w:p>
         </w:tc>
         <w:tc>
           <w:tcPr>
-            <w:tcW w:type="dxa" w:w="4819"/>
+            <w:tcW w:type="dxa" w:w="4195"/>
           </w:tcPr>
           <w:p>
             <w:pPr>
-              <w:spacing w:after="20"/>
+              <w:spacing w:after="40"/>
             </w:pPr>
             <w:r/>
             <w:r>
               <w:rPr>
                 <w:b w:val="0"/>
+                <w:i/>
+                <w:color w:val="5A6372"/>
                 <w:sz w:val="18"/>
               </w:rPr>
-              <w:t>Play the flashcards again: https://wordwall.net/resource/121672835/numbers-0-100-flashcards</w:t>
+              <w:t xml:space="preserve">Play the flashcards again: </w:t>
             </w:r>
+            <w:hyperlink r:id="rId10">
+              <w:r>
+                <w:rPr>
+                  <w:color w:val="1155CC"/>
+                  <w:sz w:val="18"/>
+                  <w:u w:val="single"/>
+                </w:rPr>
+                <w:t xml:space="preserve">Wordwall — флеш-карточки чисел 0–100</w:t>
+              </w:r>
+            </w:hyperlink>
           </w:p>
         </w:tc>
       </w:tr>
       <w:tr>
         <w:tc>
           <w:tcPr>
-            <w:tcW w:type="dxa" w:w="1417"/>
+            <w:tcW w:type="dxa" w:w="1474"/>
+            <w:shd w:val="clear" w:color="auto" w:fill="F3F7FC"/>
           </w:tcPr>
           <w:p>
             <w:pPr>
-              <w:spacing w:after="20"/>
+              <w:spacing w:after="40"/>
             </w:pPr>
             <w:r/>
             <w:r>
               <w:rPr>
                 <w:b/>
-                <w:sz w:val="18"/>
+                <w:color w:val="143A6B"/>
+                <w:sz w:val="20"/>
               </w:rPr>
               <w:t>Revision - grammar</w:t>
             </w:r>
@@ -606,17 +701,19 @@
         </w:tc>
         <w:tc>
           <w:tcPr>
-            <w:tcW w:type="dxa" w:w="1247"/>
+            <w:tcW w:type="dxa" w:w="1020"/>
           </w:tcPr>
           <w:p>
             <w:pPr>
-              <w:spacing w:after="20"/>
+              <w:spacing w:after="40"/>
+              <w:jc w:val="center"/>
             </w:pPr>
             <w:r/>
             <w:r>
               <w:rPr>
-                <w:b w:val="0"/>
-                <w:sz w:val="18"/>
+                <w:b/>
+                <w:color w:val="143A6B"/>
+                <w:sz w:val="20"/>
               </w:rPr>
               <w:t>5-7</w:t>
             </w:r>
@@ -624,29 +721,33 @@
         </w:tc>
         <w:tc>
           <w:tcPr>
-            <w:tcW w:type="dxa" w:w="7087"/>
+            <w:tcW w:type="dxa" w:w="7313"/>
           </w:tcPr>
           <w:p>
             <w:pPr>
-              <w:spacing w:after="20"/>
+              <w:spacing w:after="40"/>
             </w:pPr>
             <w:r/>
             <w:r>
               <w:rPr>
                 <w:b w:val="0"/>
-                <w:sz w:val="18"/>
+                <w:i w:val="0"/>
+                <w:color w:val="1F2937"/>
+                <w:sz w:val="19"/>
               </w:rPr>
               <w:t>be good at + Ving: each student says one true sentence about himself and one about a friend - I’m good at…, He isn’t good at…</w:t>
             </w:r>
           </w:p>
           <w:p>
             <w:pPr>
-              <w:spacing w:after="20"/>
+              <w:spacing w:after="40"/>
             </w:pPr>
             <w:r>
               <w:rPr>
                 <w:b w:val="0"/>
-                <w:sz w:val="18"/>
+                <w:i w:val="0"/>
+                <w:color w:val="1F2937"/>
+                <w:sz w:val="19"/>
               </w:rPr>
               <w:t>’s: say a pair of names from the family tree (Jack - Nick) and students make the sentence: Nick is Jack’s grandson.</w:t>
             </w:r>
@@ -654,37 +755,42 @@
         </w:tc>
         <w:tc>
           <w:tcPr>
-            <w:tcW w:type="dxa" w:w="4819"/>
+            <w:tcW w:type="dxa" w:w="4195"/>
           </w:tcPr>
           <w:p>
             <w:pPr>
-              <w:spacing w:after="20"/>
+              <w:spacing w:after="40"/>
             </w:pPr>
             <w:r/>
-            <w:r>
-              <w:rPr>
-                <w:b w:val="0"/>
-                <w:sz w:val="18"/>
-              </w:rPr>
-              <w:t>https://wordwall.net/resource/27447398/u1-p13-possessive-s-s</w:t>
-            </w:r>
+            <w:hyperlink r:id="rId11">
+              <w:r>
+                <w:rPr>
+                  <w:color w:val="1155CC"/>
+                  <w:sz w:val="18"/>
+                  <w:u w:val="single"/>
+                </w:rPr>
+                <w:t xml:space="preserve">Wordwall — выбери правильный ’s</w:t>
+              </w:r>
+            </w:hyperlink>
           </w:p>
         </w:tc>
       </w:tr>
       <w:tr>
         <w:tc>
           <w:tcPr>
-            <w:tcW w:type="dxa" w:w="1417"/>
+            <w:tcW w:type="dxa" w:w="1474"/>
+            <w:shd w:val="clear" w:color="auto" w:fill="F3F7FC"/>
           </w:tcPr>
           <w:p>
             <w:pPr>
-              <w:spacing w:after="20"/>
+              <w:spacing w:after="40"/>
             </w:pPr>
             <w:r/>
             <w:r>
               <w:rPr>
                 <w:b/>
-                <w:sz w:val="18"/>
+                <w:color w:val="143A6B"/>
+                <w:sz w:val="20"/>
               </w:rPr>
               <w:t>Test</w:t>
             </w:r>
@@ -692,17 +798,19 @@
         </w:tc>
         <w:tc>
           <w:tcPr>
-            <w:tcW w:type="dxa" w:w="1247"/>
+            <w:tcW w:type="dxa" w:w="1020"/>
           </w:tcPr>
           <w:p>
             <w:pPr>
-              <w:spacing w:after="20"/>
+              <w:spacing w:after="40"/>
+              <w:jc w:val="center"/>
             </w:pPr>
             <w:r/>
             <w:r>
               <w:rPr>
-                <w:b w:val="0"/>
-                <w:sz w:val="18"/>
+                <w:b/>
+                <w:color w:val="143A6B"/>
+                <w:sz w:val="20"/>
               </w:rPr>
               <w:t>10-15</w:t>
             </w:r>
@@ -710,53 +818,70 @@
         </w:tc>
         <w:tc>
           <w:tcPr>
-            <w:tcW w:type="dxa" w:w="7087"/>
+            <w:tcW w:type="dxa" w:w="7313"/>
           </w:tcPr>
           <w:p>
             <w:pPr>
-              <w:spacing w:after="20"/>
+              <w:spacing w:after="40"/>
             </w:pPr>
             <w:r/>
             <w:r>
               <w:rPr>
                 <w:b w:val="0"/>
-                <w:sz w:val="18"/>
+                <w:i w:val="0"/>
+                <w:color w:val="1F2937"/>
+                <w:sz w:val="19"/>
               </w:rPr>
               <w:t>Start the test on the platform (the link is set before the lesson).</w:t>
             </w:r>
           </w:p>
           <w:p>
             <w:pPr>
-              <w:spacing w:after="20"/>
+              <w:spacing w:after="40"/>
             </w:pPr>
             <w:r>
               <w:rPr>
                 <w:b w:val="0"/>
-                <w:sz w:val="18"/>
+                <w:i w:val="0"/>
+                <w:color w:val="1F2937"/>
+                <w:sz w:val="19"/>
               </w:rPr>
               <w:t>Students work on their own; support them, but do not give the answers.</w:t>
             </w:r>
           </w:p>
           <w:p>
             <w:pPr>
-              <w:spacing w:after="20"/>
+              <w:spacing w:after="40"/>
+            </w:pPr>
+            <w:r>
+              <w:rPr>
+                <w:b/>
+                <w:i w:val="0"/>
+                <w:color w:val="0B616E"/>
+                <w:sz w:val="19"/>
+              </w:rPr>
+              <w:t>T:</w:t>
+            </w:r>
+            <w:r>
+              <w:rPr>
+                <w:b w:val="0"/>
+                <w:i w:val="0"/>
+                <w:color w:val="0B616E"/>
+                <w:sz w:val="19"/>
+              </w:rPr>
+              <w:t xml:space="preserve"> "Now a little test. You can do it!"</w:t>
+            </w:r>
+          </w:p>
+          <w:p>
+            <w:pPr>
+              <w:spacing w:after="40"/>
             </w:pPr>
             <w:r>
               <w:rPr>
                 <w:b w:val="0"/>
-                <w:sz w:val="18"/>
-              </w:rPr>
-              <w:t>T: "Now a little test. You can do it!"</w:t>
-            </w:r>
-          </w:p>
-          <w:p>
-            <w:pPr>
-              <w:spacing w:after="20"/>
-            </w:pPr>
-            <w:r>
-              <w:rPr>
-                <w:b w:val="0"/>
-                <w:sz w:val="18"/>
+                <w:i w:val="0"/>
+                <w:color w:val="1F2937"/>
+                <w:sz w:val="19"/>
               </w:rPr>
               <w:t>There is one speaking task at the end - the recording is checked by the methodologist, so the final mark appears later.</w:t>
             </w:r>
@@ -764,16 +889,18 @@
         </w:tc>
         <w:tc>
           <w:tcPr>
-            <w:tcW w:type="dxa" w:w="4819"/>
+            <w:tcW w:type="dxa" w:w="4195"/>
           </w:tcPr>
           <w:p>
             <w:pPr>
-              <w:spacing w:after="20"/>
+              <w:spacing w:after="40"/>
             </w:pPr>
             <w:r/>
             <w:r>
               <w:rPr>
                 <w:b w:val="0"/>
+                <w:i/>
+                <w:color w:val="5A6372"/>
                 <w:sz w:val="18"/>
               </w:rPr>
               <w:t>If a student finishes early, ask him to write two more sentences: one with be good at and one with ’s.</w:t>
@@ -784,52 +911,58 @@
       <w:tr>
         <w:tc>
           <w:tcPr>
-            <w:tcW w:type="dxa" w:w="1417"/>
+            <w:tcW w:type="dxa" w:w="1474"/>
+            <w:shd w:val="clear" w:color="auto" w:fill="F3F7FC"/>
           </w:tcPr>
           <w:p>
             <w:pPr>
-              <w:spacing w:after="20"/>
+              <w:spacing w:after="40"/>
             </w:pPr>
             <w:r/>
             <w:r>
               <w:rPr>
                 <w:b/>
-                <w:sz w:val="18"/>
+                <w:color w:val="143A6B"/>
+                <w:sz w:val="20"/>
               </w:rPr>
-              <w:t>PlAN of the lesson CHECK</w:t>
+              <w:t>PLAN of the lesson CHECK</w:t>
             </w:r>
           </w:p>
         </w:tc>
         <w:tc>
           <w:tcPr>
-            <w:tcW w:type="dxa" w:w="1247"/>
+            <w:tcW w:type="dxa" w:w="1020"/>
           </w:tcPr>
           <w:p>
             <w:pPr>
-              <w:spacing w:after="20"/>
+              <w:spacing w:after="40"/>
+              <w:jc w:val="center"/>
             </w:pPr>
             <w:r/>
             <w:r>
               <w:rPr>
-                <w:b w:val="0"/>
-                <w:sz w:val="18"/>
+                <w:b/>
+                <w:color w:val="143A6B"/>
+                <w:sz w:val="20"/>
               </w:rPr>
             </w:r>
           </w:p>
         </w:tc>
         <w:tc>
           <w:tcPr>
-            <w:tcW w:type="dxa" w:w="7087"/>
+            <w:tcW w:type="dxa" w:w="7313"/>
           </w:tcPr>
           <w:p>
             <w:pPr>
-              <w:spacing w:after="20"/>
+              <w:spacing w:after="40"/>
             </w:pPr>
             <w:r/>
             <w:r>
               <w:rPr>
                 <w:b w:val="0"/>
-                <w:sz w:val="18"/>
+                <w:i w:val="0"/>
+                <w:color w:val="1F2937"/>
+                <w:sz w:val="19"/>
               </w:rPr>
               <w:t>Ask kids to remember the goals and ask whether you have completed everything (you can write it on the white board and ask students to tick).</w:t>
             </w:r>
@@ -837,18 +970,179 @@
         </w:tc>
         <w:tc>
           <w:tcPr>
-            <w:tcW w:type="dxa" w:w="4819"/>
+            <w:tcW w:type="dxa" w:w="4195"/>
           </w:tcPr>
           <w:p>
             <w:pPr>
-              <w:spacing w:after="20"/>
+              <w:spacing w:after="40"/>
+            </w:pPr>
+            <w:r/>
+          </w:p>
+        </w:tc>
+      </w:tr>
+      <w:tr>
+        <w:tc>
+          <w:tcPr>
+            <w:tcW w:type="dxa" w:w="1474"/>
+            <w:shd w:val="clear" w:color="auto" w:fill="F3F7FC"/>
+          </w:tcPr>
+          <w:p>
+            <w:pPr>
+              <w:spacing w:after="40"/>
+            </w:pPr>
+            <w:r/>
+            <w:r>
+              <w:rPr>
+                <w:b/>
+                <w:color w:val="143A6B"/>
+                <w:sz w:val="20"/>
+              </w:rPr>
+              <w:t>Feedback\HW</w:t>
+            </w:r>
+          </w:p>
+        </w:tc>
+        <w:tc>
+          <w:tcPr>
+            <w:tcW w:type="dxa" w:w="1020"/>
+          </w:tcPr>
+          <w:p>
+            <w:pPr>
+              <w:spacing w:after="40"/>
+              <w:jc w:val="center"/>
+            </w:pPr>
+            <w:r/>
+            <w:r>
+              <w:rPr>
+                <w:b/>
+                <w:color w:val="143A6B"/>
+                <w:sz w:val="20"/>
+              </w:rPr>
+              <w:t>5</w:t>
+            </w:r>
+          </w:p>
+        </w:tc>
+        <w:tc>
+          <w:tcPr>
+            <w:tcW w:type="dxa" w:w="7313"/>
+          </w:tcPr>
+          <w:p>
+            <w:pPr>
+              <w:spacing w:after="40"/>
+            </w:pPr>
+            <w:r/>
+            <w:hyperlink r:id="rId12">
+              <w:r>
+                <w:rPr>
+                  <w:color w:val="1155CC"/>
+                  <w:sz w:val="19"/>
+                  <w:u w:val="single"/>
+                </w:rPr>
+                <w:t xml:space="preserve">Class Dojo</w:t>
+              </w:r>
+            </w:hyperlink>
+          </w:p>
+          <w:p>
+            <w:pPr>
+              <w:spacing w:after="40"/>
+            </w:pPr>
+            <w:r>
+              <w:rPr>
+                <w:b w:val="0"/>
+                <w:i w:val="0"/>
+                <w:color w:val="1F2937"/>
+                <w:sz w:val="19"/>
+              </w:rPr>
+              <w:t>Give students feedback and give them start/points. ALWAYS tell them what that point is for - for hard work, for correct answers, for behavior, for homework. Tell what they need to improve.</w:t>
+            </w:r>
+          </w:p>
+          <w:p>
+            <w:pPr>
+              <w:spacing w:after="40"/>
+            </w:pPr>
+            <w:r>
+              <w:rPr>
+                <w:b w:val="0"/>
+                <w:i w:val="0"/>
+                <w:color w:val="1F2937"/>
+                <w:sz w:val="19"/>
+              </w:rPr>
+              <w:t>Ask students for the feedback: what activities they liked, what was easy or difficult. You may spend 1-2 mins for this and perform this in Russian</w:t>
+            </w:r>
+          </w:p>
+          <w:p>
+            <w:pPr>
+              <w:spacing w:after="40"/>
+            </w:pPr>
+            <w:r>
+              <w:rPr>
+                <w:b/>
+                <w:i w:val="0"/>
+                <w:color w:val="B13E0F"/>
+                <w:sz w:val="19"/>
+              </w:rPr>
+              <w:t>NO HW</w:t>
+            </w:r>
+            <w:r>
+              <w:rPr>
+                <w:b w:val="0"/>
+                <w:i w:val="0"/>
+                <w:color w:val="1F2937"/>
+                <w:sz w:val="19"/>
+              </w:rPr>
+              <w:t xml:space="preserve"> - the unit is finished. Tell the students what they did well in the test and what to revise.</w:t>
+            </w:r>
+          </w:p>
+        </w:tc>
+        <w:tc>
+          <w:tcPr>
+            <w:tcW w:type="dxa" w:w="4195"/>
+          </w:tcPr>
+          <w:p>
+            <w:pPr>
+              <w:spacing w:after="40"/>
             </w:pPr>
             <w:r/>
             <w:r>
               <w:rPr>
                 <w:b w:val="0"/>
+                <w:i/>
+                <w:color w:val="5A6372"/>
                 <w:sz w:val="18"/>
               </w:rPr>
+              <w:t>Ask to send a reaction</w:t>
+            </w:r>
+          </w:p>
+          <w:p>
+            <w:pPr>
+              <w:spacing w:after="40"/>
+            </w:pPr>
+            <w:r>
+              <w:rPr>
+                <w:b w:val="0"/>
+                <w:i/>
+                <w:color w:val="5A6372"/>
+                <w:sz w:val="18"/>
+              </w:rPr>
+              <w:t xml:space="preserve">Goodbye song </w:t>
+            </w:r>
+            <w:hyperlink r:id="rId13">
+              <w:r>
+                <w:rPr>
+                  <w:color w:val="1155CC"/>
+                  <w:sz w:val="18"/>
+                  <w:u w:val="single"/>
+                </w:rPr>
+                <w:t xml:space="preserve">Goodbye song (YouTube)</w:t>
+              </w:r>
+            </w:hyperlink>
+            <w:r>
+              <w:rPr>
+                <w:b w:val="0"/>
+                <w:i/>
+                <w:color w:val="5A6372"/>
+                <w:sz w:val="18"/>
+              </w:rPr>
+              <w:t xml:space="preserve"> you can use the link or you can find the video "See You Later Alligator  Goodbye Songs" in the folder.</w:t>
             </w:r>
           </w:p>
         </w:tc>
@@ -856,35 +1150,39 @@
       <w:tr>
         <w:tc>
           <w:tcPr>
-            <w:tcW w:type="dxa" w:w="1417"/>
+            <w:tcW w:type="dxa" w:w="1474"/>
+            <w:shd w:val="clear" w:color="auto" w:fill="F3F7FC"/>
           </w:tcPr>
           <w:p>
             <w:pPr>
-              <w:spacing w:after="20"/>
+              <w:spacing w:after="40"/>
             </w:pPr>
             <w:r/>
             <w:r>
               <w:rPr>
                 <w:b/>
-                <w:sz w:val="18"/>
+                <w:color w:val="143A6B"/>
+                <w:sz w:val="20"/>
               </w:rPr>
-              <w:t>Feedback\HW</w:t>
+              <w:t>Cooler</w:t>
             </w:r>
           </w:p>
         </w:tc>
         <w:tc>
           <w:tcPr>
-            <w:tcW w:type="dxa" w:w="1247"/>
+            <w:tcW w:type="dxa" w:w="1020"/>
           </w:tcPr>
           <w:p>
             <w:pPr>
-              <w:spacing w:after="20"/>
+              <w:spacing w:after="40"/>
+              <w:jc w:val="center"/>
             </w:pPr>
             <w:r/>
             <w:r>
               <w:rPr>
-                <w:b w:val="0"/>
-                <w:sz w:val="18"/>
+                <w:b/>
+                <w:color w:val="143A6B"/>
+                <w:sz w:val="20"/>
               </w:rPr>
               <w:t>5</w:t>
             </w:r>
@@ -892,139 +1190,19 @@
         </w:tc>
         <w:tc>
           <w:tcPr>
-            <w:tcW w:type="dxa" w:w="7087"/>
+            <w:tcW w:type="dxa" w:w="7313"/>
           </w:tcPr>
           <w:p>
             <w:pPr>
-              <w:spacing w:after="20"/>
+              <w:spacing w:after="40"/>
             </w:pPr>
             <w:r/>
             <w:r>
               <w:rPr>
                 <w:b w:val="0"/>
-                <w:sz w:val="18"/>
-              </w:rPr>
-              <w:t>Class Dojo https://www.classdojo.com/</w:t>
-            </w:r>
-          </w:p>
-          <w:p>
-            <w:pPr>
-              <w:spacing w:after="20"/>
-            </w:pPr>
-            <w:r>
-              <w:rPr>
-                <w:b w:val="0"/>
-                <w:sz w:val="18"/>
-              </w:rPr>
-              <w:t>Give students feedback and give them start/points. ALWAYS tell them what that point is for - for hard work, for correct answers, for behavior, for homework. Tell what they need to improve.</w:t>
-            </w:r>
-          </w:p>
-          <w:p>
-            <w:pPr>
-              <w:spacing w:after="20"/>
-            </w:pPr>
-            <w:r>
-              <w:rPr>
-                <w:b w:val="0"/>
-                <w:sz w:val="18"/>
-              </w:rPr>
-              <w:t>Ask students for the feedback: what activities they liked, what was easy or difficult. You may spend 1-2 mins for this and perform this in Russian</w:t>
-            </w:r>
-          </w:p>
-          <w:p>
-            <w:pPr>
-              <w:spacing w:after="20"/>
-            </w:pPr>
-            <w:r>
-              <w:rPr>
-                <w:b w:val="0"/>
-                <w:sz w:val="18"/>
-              </w:rPr>
-              <w:t>NO HW - the unit is finished. Tell the students what they did well in the test and what to revise.</w:t>
-            </w:r>
-          </w:p>
-        </w:tc>
-        <w:tc>
-          <w:tcPr>
-            <w:tcW w:type="dxa" w:w="4819"/>
-          </w:tcPr>
-          <w:p>
-            <w:pPr>
-              <w:spacing w:after="20"/>
-            </w:pPr>
-            <w:r/>
-            <w:r>
-              <w:rPr>
-                <w:b w:val="0"/>
-                <w:sz w:val="18"/>
-              </w:rPr>
-              <w:t>Ask to send a reaction</w:t>
-            </w:r>
-          </w:p>
-          <w:p>
-            <w:pPr>
-              <w:spacing w:after="20"/>
-            </w:pPr>
-            <w:r>
-              <w:rPr>
-                <w:b w:val="0"/>
-                <w:sz w:val="18"/>
-              </w:rPr>
-              <w:t>Goodbye song https://www.youtube.com/watch?v=UQfvAlmr5g0 you can use the link or you can find the video "See You Later Alligator  Goodbye Songs" in the folder.</w:t>
-            </w:r>
-          </w:p>
-        </w:tc>
-      </w:tr>
-      <w:tr>
-        <w:tc>
-          <w:tcPr>
-            <w:tcW w:type="dxa" w:w="1417"/>
-          </w:tcPr>
-          <w:p>
-            <w:pPr>
-              <w:spacing w:after="20"/>
-            </w:pPr>
-            <w:r/>
-            <w:r>
-              <w:rPr>
-                <w:b/>
-                <w:sz w:val="18"/>
-              </w:rPr>
-              <w:t>Cooler</w:t>
-            </w:r>
-          </w:p>
-        </w:tc>
-        <w:tc>
-          <w:tcPr>
-            <w:tcW w:type="dxa" w:w="1247"/>
-          </w:tcPr>
-          <w:p>
-            <w:pPr>
-              <w:spacing w:after="20"/>
-            </w:pPr>
-            <w:r/>
-            <w:r>
-              <w:rPr>
-                <w:b w:val="0"/>
-                <w:sz w:val="18"/>
-              </w:rPr>
-              <w:t>5</w:t>
-            </w:r>
-          </w:p>
-        </w:tc>
-        <w:tc>
-          <w:tcPr>
-            <w:tcW w:type="dxa" w:w="7087"/>
-          </w:tcPr>
-          <w:p>
-            <w:pPr>
-              <w:spacing w:after="20"/>
-            </w:pPr>
-            <w:r/>
-            <w:r>
-              <w:rPr>
-                <w:b w:val="0"/>
-                <w:sz w:val="18"/>
+                <w:i w:val="0"/>
+                <w:color w:val="1F2937"/>
+                <w:sz w:val="19"/>
               </w:rPr>
               <w:t>Ask the students to say one thing they can do now that they could not do before this unit: Now I can talk about my family / Now I can say what I’m good at.</w:t>
             </w:r>
@@ -1032,20 +1210,32 @@
         </w:tc>
         <w:tc>
           <w:tcPr>
-            <w:tcW w:type="dxa" w:w="4819"/>
+            <w:tcW w:type="dxa" w:w="4195"/>
           </w:tcPr>
           <w:p>
             <w:pPr>
-              <w:spacing w:after="20"/>
+              <w:spacing w:after="40"/>
             </w:pPr>
             <w:r/>
             <w:r>
               <w:rPr>
                 <w:b w:val="0"/>
+                <w:i/>
+                <w:color w:val="5A6372"/>
                 <w:sz w:val="18"/>
               </w:rPr>
-              <w:t>Play a game https://www.baamboozle.com/game/202322</w:t>
+              <w:t xml:space="preserve">Play a game </w:t>
             </w:r>
+            <w:hyperlink r:id="rId9">
+              <w:r>
+                <w:rPr>
+                  <w:color w:val="1155CC"/>
+                  <w:sz w:val="18"/>
+                  <w:u w:val="single"/>
+                </w:rPr>
+                <w:t xml:space="preserve">Baamboozle — name 3</w:t>
+              </w:r>
+            </w:hyperlink>
           </w:p>
         </w:tc>
       </w:tr>
